--- a/chapters/syllabus-handout.docx
+++ b/chapters/syllabus-handout.docx
@@ -995,12 +995,6 @@
                 <w:t xml:space="preserve">Cloud.</w:t>
               </w:r>
             </w:hyperlink>
-            <w:r>
-              <w:t xml:space="preserve"> </w:t>
-            </w:r>
-            <w:r>
-              <w:t xml:space="preserve">|</w:t>
-            </w:r>
           </w:p>
         </w:tc>
       </w:tr>

--- a/chapters/syllabus-handout.docx
+++ b/chapters/syllabus-handout.docx
@@ -1474,7 +1474,7 @@
       </w:tr>
     </w:tbl>
     <w:bookmarkEnd w:id="26"/>
-    <w:bookmarkStart w:id="115" w:name="details"/>
+    <w:bookmarkStart w:id="116" w:name="details"/>
     <w:p>
       <w:pPr>
         <w:pStyle w:val="Heading1"/>
@@ -3965,7 +3965,7 @@
       </w:r>
     </w:p>
     <w:bookmarkEnd w:id="56"/>
-    <w:bookmarkStart w:id="69" w:name="sec-texts"/>
+    <w:bookmarkStart w:id="70" w:name="sec-texts"/>
     <w:p>
       <w:pPr>
         <w:pStyle w:val="Heading2"/>
@@ -4370,7 +4370,24 @@
         </w:numPr>
       </w:pPr>
       <w:r>
-        <w:t xml:space="preserve">A textbook on generalized linear mixed models is Stroup, Walter W.</w:t>
+        <w:t xml:space="preserve">A textbook on generalized linear</w:t>
+      </w:r>
+      <w:r>
+        <w:t xml:space="preserve"> </w:t>
+      </w:r>
+      <w:hyperlink r:id="rId62">
+        <w:r>
+          <w:rPr>
+            <w:rStyle w:val="Hyperlink"/>
+          </w:rPr>
+          <w:t xml:space="preserve">mixed models</w:t>
+        </w:r>
+      </w:hyperlink>
+      <w:r>
+        <w:t xml:space="preserve"> </w:t>
+      </w:r>
+      <w:r>
+        <w:t xml:space="preserve">is Stroup, Walter W.</w:t>
       </w:r>
       <w:r>
         <w:t xml:space="preserve"> </w:t>
@@ -4405,7 +4422,7 @@
       <w:r>
         <w:t xml:space="preserve"> </w:t>
       </w:r>
-      <w:hyperlink r:id="rId62">
+      <w:hyperlink r:id="rId63">
         <w:r>
           <w:rPr>
             <w:rStyle w:val="Hyperlink"/>
@@ -4459,7 +4476,7 @@
       <w:r>
         <w:t xml:space="preserve"> </w:t>
       </w:r>
-      <w:hyperlink r:id="rId63">
+      <w:hyperlink r:id="rId64">
         <w:r>
           <w:rPr>
             <w:rStyle w:val="Hyperlink"/>
@@ -4487,7 +4504,7 @@
       <w:r>
         <w:t xml:space="preserve"> </w:t>
       </w:r>
-      <w:hyperlink r:id="rId64">
+      <w:hyperlink r:id="rId65">
         <w:r>
           <w:rPr>
             <w:rStyle w:val="Hyperlink"/>
@@ -4520,7 +4537,7 @@
       <w:r>
         <w:t xml:space="preserve"> </w:t>
       </w:r>
-      <w:hyperlink r:id="rId65">
+      <w:hyperlink r:id="rId66">
         <w:r>
           <w:rPr>
             <w:rStyle w:val="Hyperlink"/>
@@ -4579,7 +4596,7 @@
       <w:r>
         <w:t xml:space="preserve"> </w:t>
       </w:r>
-      <w:hyperlink r:id="rId66">
+      <w:hyperlink r:id="rId67">
         <w:r>
           <w:rPr>
             <w:rStyle w:val="Hyperlink"/>
@@ -4616,7 +4633,7 @@
       <w:r>
         <w:t xml:space="preserve"> </w:t>
       </w:r>
-      <w:hyperlink r:id="rId63">
+      <w:hyperlink r:id="rId64">
         <w:r>
           <w:rPr>
             <w:rStyle w:val="Hyperlink"/>
@@ -4644,7 +4661,7 @@
       <w:r>
         <w:t xml:space="preserve"> </w:t>
       </w:r>
-      <w:hyperlink r:id="rId64">
+      <w:hyperlink r:id="rId65">
         <w:r>
           <w:rPr>
             <w:rStyle w:val="Hyperlink"/>
@@ -4699,7 +4716,7 @@
         <w:t xml:space="preserve">while you have an academic affiliation.</w:t>
       </w:r>
     </w:p>
-    <w:bookmarkStart w:id="68" w:name="example-data-sets"/>
+    <w:bookmarkStart w:id="69" w:name="example-data-sets"/>
     <w:p>
       <w:pPr>
         <w:pStyle w:val="Heading3"/>
@@ -4730,7 +4747,7 @@
           <w:numId w:val="1018"/>
         </w:numPr>
       </w:pPr>
-      <w:hyperlink r:id="rId67">
+      <w:hyperlink r:id="rId68">
         <w:r>
           <w:rPr>
             <w:rStyle w:val="Hyperlink"/>
@@ -4751,9 +4768,9 @@
         <w:t xml:space="preserve">know if any are missing)</w:t>
       </w:r>
     </w:p>
-    <w:bookmarkEnd w:id="68"/>
     <w:bookmarkEnd w:id="69"/>
-    <w:bookmarkStart w:id="99" w:name="other-learning-resources"/>
+    <w:bookmarkEnd w:id="70"/>
+    <w:bookmarkStart w:id="100" w:name="other-learning-resources"/>
     <w:p>
       <w:pPr>
         <w:pStyle w:val="Heading2"/>
@@ -4772,7 +4789,7 @@
       <w:r>
         <w:t xml:space="preserve"> </w:t>
       </w:r>
-      <w:hyperlink r:id="rId70">
+      <w:hyperlink r:id="rId71">
         <w:r>
           <w:rPr>
             <w:rStyle w:val="Hyperlink"/>
@@ -4796,7 +4813,7 @@
           <w:numId w:val="1019"/>
         </w:numPr>
       </w:pPr>
-      <w:hyperlink r:id="rId71">
+      <w:hyperlink r:id="rId72">
         <w:r>
           <w:rPr>
             <w:rStyle w:val="Hyperlink"/>
@@ -4812,7 +4829,7 @@
           <w:numId w:val="1019"/>
         </w:numPr>
       </w:pPr>
-      <w:hyperlink r:id="rId72">
+      <w:hyperlink r:id="rId73">
         <w:r>
           <w:rPr>
             <w:rStyle w:val="Hyperlink"/>
@@ -4828,7 +4845,7 @@
           <w:numId w:val="1019"/>
         </w:numPr>
       </w:pPr>
-      <w:hyperlink r:id="rId73">
+      <w:hyperlink r:id="rId74">
         <w:r>
           <w:rPr>
             <w:rStyle w:val="Hyperlink"/>
@@ -4865,7 +4882,7 @@
       <w:r>
         <w:t xml:space="preserve">package such as SPSS or SAS, RStudio’s </w:t>
       </w:r>
-      <w:hyperlink r:id="rId74">
+      <w:hyperlink r:id="rId75">
         <w:r>
           <w:rPr>
             <w:rStyle w:val="Hyperlink"/>
@@ -4894,7 +4911,7 @@
       <w:r>
         <w:t xml:space="preserve">webinar titled </w:t>
       </w:r>
-      <w:hyperlink r:id="rId75">
+      <w:hyperlink r:id="rId76">
         <w:r>
           <w:rPr>
             <w:rStyle w:val="Hyperlink"/>
@@ -4934,7 +4951,7 @@
       <w:r>
         <w:t xml:space="preserve"> </w:t>
       </w:r>
-      <w:hyperlink r:id="rId76">
+      <w:hyperlink r:id="rId77">
         <w:r>
           <w:rPr>
             <w:rStyle w:val="Hyperlink"/>
@@ -4950,7 +4967,7 @@
           <w:numId w:val="1019"/>
         </w:numPr>
       </w:pPr>
-      <w:hyperlink r:id="rId77">
+      <w:hyperlink r:id="rId78">
         <w:r>
           <w:rPr>
             <w:rStyle w:val="Hyperlink"/>
@@ -4966,7 +4983,7 @@
           <w:numId w:val="1019"/>
         </w:numPr>
       </w:pPr>
-      <w:hyperlink r:id="rId78">
+      <w:hyperlink r:id="rId79">
         <w:r>
           <w:rPr>
             <w:rStyle w:val="Hyperlink"/>
@@ -4982,7 +4999,7 @@
           <w:numId w:val="1019"/>
         </w:numPr>
       </w:pPr>
-      <w:hyperlink r:id="rId79">
+      <w:hyperlink r:id="rId80">
         <w:r>
           <w:rPr>
             <w:rStyle w:val="Hyperlink"/>
@@ -4998,7 +5015,7 @@
           <w:numId w:val="1019"/>
         </w:numPr>
       </w:pPr>
-      <w:hyperlink r:id="rId80">
+      <w:hyperlink r:id="rId81">
         <w:r>
           <w:rPr>
             <w:rStyle w:val="Hyperlink"/>
@@ -5043,7 +5060,7 @@
       <w:r>
         <w:br/>
       </w:r>
-      <w:hyperlink r:id="rId81">
+      <w:hyperlink r:id="rId82">
         <w:r>
           <w:rPr>
             <w:rStyle w:val="Hyperlink"/>
@@ -5065,7 +5082,7 @@
       <w:r>
         <w:br/>
       </w:r>
-      <w:hyperlink r:id="rId82">
+      <w:hyperlink r:id="rId83">
         <w:r>
           <w:rPr>
             <w:rStyle w:val="Hyperlink"/>
@@ -5087,7 +5104,7 @@
       <w:r>
         <w:t xml:space="preserve"> </w:t>
       </w:r>
-      <w:hyperlink r:id="rId83">
+      <w:hyperlink r:id="rId84">
         <w:r>
           <w:rPr>
             <w:rStyle w:val="Hyperlink"/>
@@ -5133,7 +5150,7 @@
       <w:r>
         <w:t xml:space="preserve"> </w:t>
       </w:r>
-      <w:hyperlink r:id="rId84">
+      <w:hyperlink r:id="rId85">
         <w:r>
           <w:rPr>
             <w:rStyle w:val="Hyperlink"/>
@@ -5152,7 +5169,7 @@
       <w:r>
         <w:br/>
       </w:r>
-      <w:hyperlink r:id="rId85">
+      <w:hyperlink r:id="rId86">
         <w:r>
           <w:rPr>
             <w:rStyle w:val="Hyperlink"/>
@@ -5192,7 +5209,7 @@
       <w:r>
         <w:t xml:space="preserve"> </w:t>
       </w:r>
-      <w:hyperlink r:id="rId86">
+      <w:hyperlink r:id="rId87">
         <w:r>
           <w:rPr>
             <w:rStyle w:val="Hyperlink"/>
@@ -5217,7 +5234,7 @@
       <w:r>
         <w:br/>
       </w:r>
-      <w:hyperlink r:id="rId87">
+      <w:hyperlink r:id="rId88">
         <w:r>
           <w:rPr>
             <w:rStyle w:val="Hyperlink"/>
@@ -5230,7 +5247,7 @@
       <w:pPr>
         <w:pStyle w:val="BodyText"/>
       </w:pPr>
-      <w:hyperlink r:id="rId88">
+      <w:hyperlink r:id="rId89">
         <w:r>
           <w:rPr>
             <w:rStyle w:val="Hyperlink"/>
@@ -5264,7 +5281,7 @@
       <w:pPr>
         <w:pStyle w:val="BodyText"/>
       </w:pPr>
-      <w:hyperlink r:id="rId89">
+      <w:hyperlink r:id="rId90">
         <w:r>
           <w:rPr>
             <w:rStyle w:val="Hyperlink"/>
@@ -5290,7 +5307,7 @@
       <w:r>
         <w:t xml:space="preserve"> </w:t>
       </w:r>
-      <w:hyperlink r:id="rId90">
+      <w:hyperlink r:id="rId91">
         <w:r>
           <w:rPr>
             <w:rStyle w:val="Hyperlink"/>
@@ -5309,7 +5326,7 @@
       <w:pPr>
         <w:pStyle w:val="BodyText"/>
       </w:pPr>
-      <w:hyperlink r:id="rId91">
+      <w:hyperlink r:id="rId92">
         <w:r>
           <w:rPr>
             <w:rStyle w:val="Hyperlink"/>
@@ -5361,7 +5378,7 @@
       <w:r>
         <w:t xml:space="preserve"> </w:t>
       </w:r>
-      <w:hyperlink r:id="rId92">
+      <w:hyperlink r:id="rId93">
         <w:r>
           <w:rPr>
             <w:rStyle w:val="Hyperlink"/>
@@ -5380,7 +5397,7 @@
       <w:r>
         <w:br/>
       </w:r>
-      <w:hyperlink r:id="rId93">
+      <w:hyperlink r:id="rId94">
         <w:r>
           <w:rPr>
             <w:rStyle w:val="Hyperlink"/>
@@ -5399,7 +5416,7 @@
       <w:r>
         <w:br/>
       </w:r>
-      <w:hyperlink r:id="rId94">
+      <w:hyperlink r:id="rId95">
         <w:r>
           <w:rPr>
             <w:rStyle w:val="Hyperlink"/>
@@ -5424,7 +5441,7 @@
       <w:r>
         <w:br/>
       </w:r>
-      <w:hyperlink r:id="rId95">
+      <w:hyperlink r:id="rId96">
         <w:r>
           <w:rPr>
             <w:rStyle w:val="Hyperlink"/>
@@ -5443,7 +5460,7 @@
       <w:r>
         <w:t xml:space="preserve"> </w:t>
       </w:r>
-      <w:hyperlink r:id="rId96">
+      <w:hyperlink r:id="rId97">
         <w:r>
           <w:rPr>
             <w:rStyle w:val="Hyperlink"/>
@@ -5462,7 +5479,7 @@
       <w:r>
         <w:t xml:space="preserve"> </w:t>
       </w:r>
-      <w:hyperlink r:id="rId97">
+      <w:hyperlink r:id="rId98">
         <w:r>
           <w:rPr>
             <w:rStyle w:val="Hyperlink"/>
@@ -5481,7 +5498,7 @@
       <w:r>
         <w:t xml:space="preserve"> </w:t>
       </w:r>
-      <w:hyperlink r:id="rId98">
+      <w:hyperlink r:id="rId99">
         <w:r>
           <w:rPr>
             <w:rStyle w:val="Hyperlink"/>
@@ -5490,8 +5507,8 @@
         </w:r>
       </w:hyperlink>
     </w:p>
-    <w:bookmarkEnd w:id="99"/>
-    <w:bookmarkStart w:id="102" w:name="self-care-as-students"/>
+    <w:bookmarkEnd w:id="100"/>
+    <w:bookmarkStart w:id="103" w:name="self-care-as-students"/>
     <w:p>
       <w:pPr>
         <w:pStyle w:val="Heading2"/>
@@ -5580,7 +5597,7 @@
       <w:r>
         <w:t xml:space="preserve"> </w:t>
       </w:r>
-      <w:hyperlink r:id="rId100">
+      <w:hyperlink r:id="rId101">
         <w:r>
           <w:rPr>
             <w:rStyle w:val="Hyperlink"/>
@@ -5660,7 +5677,7 @@
       <w:r>
         <w:t xml:space="preserve"> </w:t>
       </w:r>
-      <w:hyperlink r:id="rId101">
+      <w:hyperlink r:id="rId102">
         <w:r>
           <w:rPr>
             <w:rStyle w:val="Hyperlink"/>
@@ -5669,8 +5686,8 @@
         </w:r>
       </w:hyperlink>
     </w:p>
-    <w:bookmarkEnd w:id="102"/>
-    <w:bookmarkStart w:id="104" w:name="special-accommodations"/>
+    <w:bookmarkEnd w:id="103"/>
+    <w:bookmarkStart w:id="105" w:name="special-accommodations"/>
     <w:p>
       <w:pPr>
         <w:pStyle w:val="Heading2"/>
@@ -5740,7 +5757,7 @@
       <w:r>
         <w:t xml:space="preserve">see: </w:t>
       </w:r>
-      <w:hyperlink r:id="rId103">
+      <w:hyperlink r:id="rId104">
         <w:r>
           <w:rPr>
             <w:rStyle w:val="Hyperlink"/>
@@ -5766,8 +5783,8 @@
         <w:t xml:space="preserve">one-on-one to customize accommodations to your specific needs.</w:t>
       </w:r>
     </w:p>
-    <w:bookmarkEnd w:id="104"/>
-    <w:bookmarkStart w:id="106" w:name="academic-verification"/>
+    <w:bookmarkEnd w:id="105"/>
+    <w:bookmarkStart w:id="107" w:name="academic-verification"/>
     <w:p>
       <w:pPr>
         <w:pStyle w:val="Heading2"/>
@@ -5798,7 +5815,7 @@
       <w:r>
         <w:t xml:space="preserve"> </w:t>
       </w:r>
-      <w:hyperlink r:id="rId105">
+      <w:hyperlink r:id="rId106">
         <w:r>
           <w:rPr>
             <w:rStyle w:val="Hyperlink"/>
@@ -5822,8 +5839,8 @@
         <w:t xml:space="preserve">or other administrative hassles! </w:t>
       </w:r>
     </w:p>
-    <w:bookmarkEnd w:id="106"/>
-    <w:bookmarkStart w:id="111" w:name="academic-conduct"/>
+    <w:bookmarkEnd w:id="107"/>
+    <w:bookmarkStart w:id="112" w:name="academic-conduct"/>
     <w:p>
       <w:pPr>
         <w:pStyle w:val="Heading2"/>
@@ -5872,7 +5889,7 @@
       <w:r>
         <w:t xml:space="preserve"> </w:t>
       </w:r>
-      <w:hyperlink r:id="rId107">
+      <w:hyperlink r:id="rId108">
         <w:r>
           <w:rPr>
             <w:rStyle w:val="Hyperlink"/>
@@ -5892,7 +5909,7 @@
       <w:r>
         <w:t xml:space="preserve"> </w:t>
       </w:r>
-      <w:hyperlink r:id="rId108">
+      <w:hyperlink r:id="rId109">
         <w:r>
           <w:rPr>
             <w:rStyle w:val="Hyperlink"/>
@@ -5947,7 +5964,7 @@
       <w:r>
         <w:t xml:space="preserve">(</w:t>
       </w:r>
-      <w:hyperlink r:id="rId109">
+      <w:hyperlink r:id="rId110">
         <w:r>
           <w:rPr>
             <w:rStyle w:val="Hyperlink"/>
@@ -5971,7 +5988,7 @@
         <w:t xml:space="preserve">professional respect, courtesy, sensitivity, and inclusion.</w:t>
       </w:r>
     </w:p>
-    <w:bookmarkStart w:id="110" w:name="academic-conduct-specific-to-epi-204"/>
+    <w:bookmarkStart w:id="111" w:name="academic-conduct-specific-to-epi-204"/>
     <w:p>
       <w:pPr>
         <w:pStyle w:val="Heading3"/>
@@ -6012,9 +6029,9 @@
         <w:t xml:space="preserve">crucial practice and skill both for learning and for professional work.</w:t>
       </w:r>
     </w:p>
-    <w:bookmarkEnd w:id="110"/>
     <w:bookmarkEnd w:id="111"/>
-    <w:bookmarkStart w:id="113" w:name="territory-acknowledgement"/>
+    <w:bookmarkEnd w:id="112"/>
+    <w:bookmarkStart w:id="114" w:name="territory-acknowledgement"/>
     <w:p>
       <w:pPr>
         <w:pStyle w:val="Heading2"/>
@@ -6099,7 +6116,7 @@
       <w:pPr>
         <w:pStyle w:val="BodyText"/>
       </w:pPr>
-      <w:hyperlink r:id="rId112">
+      <w:hyperlink r:id="rId113">
         <w:r>
           <w:rPr>
             <w:rStyle w:val="Hyperlink"/>
@@ -6108,8 +6125,8 @@
         </w:r>
       </w:hyperlink>
     </w:p>
-    <w:bookmarkEnd w:id="113"/>
-    <w:bookmarkStart w:id="114" w:name="changes-to-this-syllabus"/>
+    <w:bookmarkEnd w:id="114"/>
+    <w:bookmarkStart w:id="115" w:name="changes-to-this-syllabus"/>
     <w:p>
       <w:pPr>
         <w:pStyle w:val="Heading2"/>
@@ -6166,9 +6183,9 @@
         <w:t xml:space="preserve">quarter.</w:t>
       </w:r>
     </w:p>
-    <w:bookmarkEnd w:id="114"/>
     <w:bookmarkEnd w:id="115"/>
-    <w:bookmarkStart w:id="121" w:name="finding-employment-on-campus"/>
+    <w:bookmarkEnd w:id="116"/>
+    <w:bookmarkStart w:id="122" w:name="finding-employment-on-campus"/>
     <w:p>
       <w:pPr>
         <w:pStyle w:val="Heading1"/>
@@ -6218,7 +6235,7 @@
           <w:numId w:val="1023"/>
         </w:numPr>
       </w:pPr>
-      <w:hyperlink r:id="rId116">
+      <w:hyperlink r:id="rId117">
         <w:r>
           <w:rPr>
             <w:rStyle w:val="Hyperlink"/>
@@ -6246,7 +6263,7 @@
           <w:numId w:val="1023"/>
         </w:numPr>
       </w:pPr>
-      <w:hyperlink r:id="rId117">
+      <w:hyperlink r:id="rId118">
         <w:r>
           <w:rPr>
             <w:rStyle w:val="Hyperlink"/>
@@ -6274,7 +6291,7 @@
           <w:numId w:val="1023"/>
         </w:numPr>
       </w:pPr>
-      <w:hyperlink r:id="rId118">
+      <w:hyperlink r:id="rId119">
         <w:r>
           <w:rPr>
             <w:rStyle w:val="Hyperlink"/>
@@ -6302,7 +6319,7 @@
           <w:numId w:val="1023"/>
         </w:numPr>
       </w:pPr>
-      <w:hyperlink r:id="rId119">
+      <w:hyperlink r:id="rId120">
         <w:r>
           <w:rPr>
             <w:rStyle w:val="Hyperlink"/>
@@ -6330,7 +6347,7 @@
           <w:numId w:val="1023"/>
         </w:numPr>
       </w:pPr>
-      <w:hyperlink r:id="rId120">
+      <w:hyperlink r:id="rId121">
         <w:r>
           <w:rPr>
             <w:rStyle w:val="Hyperlink"/>
@@ -6351,8 +6368,8 @@
         </w:r>
       </w:hyperlink>
     </w:p>
-    <w:bookmarkEnd w:id="121"/>
-    <w:bookmarkStart w:id="124" w:name="finding-employment-after-graduating"/>
+    <w:bookmarkEnd w:id="122"/>
+    <w:bookmarkStart w:id="125" w:name="finding-employment-after-graduating"/>
     <w:p>
       <w:pPr>
         <w:pStyle w:val="Heading1"/>
@@ -6368,7 +6385,7 @@
           <w:numId w:val="1024"/>
         </w:numPr>
       </w:pPr>
-      <w:hyperlink r:id="rId122">
+      <w:hyperlink r:id="rId123">
         <w:r>
           <w:rPr>
             <w:rStyle w:val="Hyperlink"/>
@@ -6396,7 +6413,7 @@
           <w:numId w:val="1024"/>
         </w:numPr>
       </w:pPr>
-      <w:hyperlink r:id="rId123">
+      <w:hyperlink r:id="rId124">
         <w:r>
           <w:rPr>
             <w:rStyle w:val="Hyperlink"/>
@@ -6417,7 +6434,7 @@
         </w:r>
       </w:hyperlink>
     </w:p>
-    <w:bookmarkEnd w:id="124"/>
+    <w:bookmarkEnd w:id="125"/>
     <w:sectPr>
       <w:footnotePr>
         <w:numRestart w:val="eachSect"/>
